--- a/WeeklyApp/template/韩文掉落模板.docx
+++ b/WeeklyApp/template/韩文掉落模板.docx
@@ -234,6 +234,12 @@
             <w:insideV w:val="single" w:color="auto" w:sz="4" w:space="0"/>
           </w:tblBorders>
           <w:tblLayout w:type="fixed"/>
+          <w:tblCellMar>
+            <w:top w:w="0" w:type="dxa"/>
+            <w:left w:w="108" w:type="dxa"/>
+            <w:bottom w:w="0" w:type="dxa"/>
+            <w:right w:w="108" w:type="dxa"/>
+          </w:tblCellMar>
         </w:tblPrEx>
         <w:tc>
           <w:tcPr>
@@ -495,6 +501,12 @@
             <w:insideV w:val="single" w:color="auto" w:sz="4" w:space="0"/>
           </w:tblBorders>
           <w:tblLayout w:type="fixed"/>
+          <w:tblCellMar>
+            <w:top w:w="0" w:type="dxa"/>
+            <w:left w:w="108" w:type="dxa"/>
+            <w:bottom w:w="0" w:type="dxa"/>
+            <w:right w:w="108" w:type="dxa"/>
+          </w:tblCellMar>
         </w:tblPrEx>
         <w:tc>
           <w:tcPr>
@@ -851,8 +863,6 @@
               </w:rPr>
               <w:t>{{传道师}}</w:t>
             </w:r>
-            <w:bookmarkStart w:id="0" w:name="_GoBack"/>
-            <w:bookmarkEnd w:id="0"/>
           </w:p>
         </w:tc>
       </w:tr>
@@ -1348,6 +1358,8 @@
         </w:rPr>
         <w:t>위와 같이 보고 드립니다.</w:t>
       </w:r>
+      <w:bookmarkStart w:id="0" w:name="_GoBack"/>
+      <w:bookmarkEnd w:id="0"/>
     </w:p>
     <w:p>
       <w:pPr>
@@ -1449,7 +1461,16 @@
           <w:sz w:val="24"/>
           <w:szCs w:val="24"/>
         </w:rPr>
-        <w:t xml:space="preserve">보고자 : 신학부장 오림림 </w:t>
+        <w:t xml:space="preserve">보고자 : 신학부장 </w:t>
+      </w:r>
+      <w:r>
+        <w:rPr>
+          <w:rFonts w:hint="eastAsia" w:ascii="HYmjrE" w:hAnsi="HCR Batang" w:eastAsia="HYmjrE" w:cs="HCR Batang"/>
+          <w:sz w:val="24"/>
+          <w:szCs w:val="24"/>
+          <w:lang w:val="en-US" w:eastAsia="ko-KR"/>
+        </w:rPr>
+        <w:t>{{部长韩文名}}</w:t>
       </w:r>
     </w:p>
     <w:sectPr>
